--- a/docs/Course/GE2021/03_Lecture_Note/LectureNote_Chad/PPT/chapter5/chapter5_note.docx
+++ b/docs/Course/GE2021/03_Lecture_Note/LectureNote_Chad/PPT/chapter5/chapter5_note.docx
@@ -31,7 +31,7 @@
         <w:pStyle w:val="Date"/>
       </w:pPr>
       <w:r>
-        <w:t xml:space="preserve">Sun, 9 March 2025</w:t>
+        <w:t xml:space="preserve">Tue, 11 March 2025</w:t>
       </w:r>
     </w:p>
     <w:bookmarkStart w:id="24" w:name="learning-objectives"/>

--- a/docs/Course/GE2021/03_Lecture_Note/LectureNote_Chad/PPT/chapter5/chapter5_note.docx
+++ b/docs/Course/GE2021/03_Lecture_Note/LectureNote_Chad/PPT/chapter5/chapter5_note.docx
@@ -31,7 +31,7 @@
         <w:pStyle w:val="Date"/>
       </w:pPr>
       <w:r>
-        <w:t xml:space="preserve">Tue, 11 March 2025</w:t>
+        <w:t xml:space="preserve">Thu, 13 March 2025</w:t>
       </w:r>
     </w:p>
     <w:bookmarkStart w:id="24" w:name="learning-objectives"/>

--- a/docs/Course/GE2021/03_Lecture_Note/LectureNote_Chad/PPT/chapter5/chapter5_note.docx
+++ b/docs/Course/GE2021/03_Lecture_Note/LectureNote_Chad/PPT/chapter5/chapter5_note.docx
@@ -31,7 +31,7 @@
         <w:pStyle w:val="Date"/>
       </w:pPr>
       <w:r>
-        <w:t xml:space="preserve">Thu, 13 March 2025</w:t>
+        <w:t xml:space="preserve">Fri, 21 March 2025</w:t>
       </w:r>
     </w:p>
     <w:bookmarkStart w:id="24" w:name="learning-objectives"/>

--- a/docs/Course/GE2021/03_Lecture_Note/LectureNote_Chad/PPT/chapter5/chapter5_note.docx
+++ b/docs/Course/GE2021/03_Lecture_Note/LectureNote_Chad/PPT/chapter5/chapter5_note.docx
@@ -31,7 +31,7 @@
         <w:pStyle w:val="Date"/>
       </w:pPr>
       <w:r>
-        <w:t xml:space="preserve">Fri, 21 March 2025</w:t>
+        <w:t xml:space="preserve">Sat, 22 March 2025</w:t>
       </w:r>
     </w:p>
     <w:bookmarkStart w:id="24" w:name="learning-objectives"/>
@@ -579,7 +579,14 @@
         <w:pStyle w:val="Heading1"/>
       </w:pPr>
       <w:r>
-        <w:t xml:space="preserve">Class Activities:</w:t>
+        <w:t xml:space="preserve">Class Activities</w:t>
+      </w:r>
+    </w:p>
+    <w:p>
+      <w:r>
+        <w:pict>
+          <v:rect style="width:0;height:1.5pt" o:hralign="center" o:hrstd="t" o:hr="t"/>
+        </w:pict>
       </w:r>
     </w:p>
     <w:p>

--- a/docs/Course/GE2021/03_Lecture_Note/LectureNote_Chad/PPT/chapter5/chapter5_note.docx
+++ b/docs/Course/GE2021/03_Lecture_Note/LectureNote_Chad/PPT/chapter5/chapter5_note.docx
@@ -7,7 +7,37 @@
         <w:pStyle w:val="Title"/>
       </w:pPr>
       <w:r>
-        <w:t xml:space="preserve">[Lecture Note] Measurement Errors, Reliability, Validity</w:t>
+        <w:t xml:space="preserve">[Lecture</w:t>
+      </w:r>
+      <w:r>
+        <w:t xml:space="preserve"> </w:t>
+      </w:r>
+      <w:r>
+        <w:t xml:space="preserve">Note]</w:t>
+      </w:r>
+      <w:r>
+        <w:t xml:space="preserve"> </w:t>
+      </w:r>
+      <w:r>
+        <w:t xml:space="preserve">Measurement</w:t>
+      </w:r>
+      <w:r>
+        <w:t xml:space="preserve"> </w:t>
+      </w:r>
+      <w:r>
+        <w:t xml:space="preserve">Errors,</w:t>
+      </w:r>
+      <w:r>
+        <w:t xml:space="preserve"> </w:t>
+      </w:r>
+      <w:r>
+        <w:t xml:space="preserve">Reliability,</w:t>
+      </w:r>
+      <w:r>
+        <w:t xml:space="preserve"> </w:t>
+      </w:r>
+      <w:r>
+        <w:t xml:space="preserve">Validity</w:t>
       </w:r>
     </w:p>
     <w:p>
@@ -15,7 +45,31 @@
         <w:pStyle w:val="Subtitle"/>
       </w:pPr>
       <w:r>
-        <w:t xml:space="preserve">GE2021 Research Technology, Spring 2025</w:t>
+        <w:t xml:space="preserve">GE2021</w:t>
+      </w:r>
+      <w:r>
+        <w:t xml:space="preserve"> </w:t>
+      </w:r>
+      <w:r>
+        <w:t xml:space="preserve">Research</w:t>
+      </w:r>
+      <w:r>
+        <w:t xml:space="preserve"> </w:t>
+      </w:r>
+      <w:r>
+        <w:t xml:space="preserve">Technology,</w:t>
+      </w:r>
+      <w:r>
+        <w:t xml:space="preserve"> </w:t>
+      </w:r>
+      <w:r>
+        <w:t xml:space="preserve">Spring</w:t>
+      </w:r>
+      <w:r>
+        <w:t xml:space="preserve"> </w:t>
+      </w:r>
+      <w:r>
+        <w:t xml:space="preserve">2025</w:t>
       </w:r>
     </w:p>
     <w:p>
@@ -23,7 +77,19 @@
         <w:pStyle w:val="Author"/>
       </w:pPr>
       <w:r>
-        <w:t xml:space="preserve">Chad (Chungil Chae)</w:t>
+        <w:t xml:space="preserve">Chad</w:t>
+      </w:r>
+      <w:r>
+        <w:t xml:space="preserve"> </w:t>
+      </w:r>
+      <w:r>
+        <w:t xml:space="preserve">(Chungil</w:t>
+      </w:r>
+      <w:r>
+        <w:t xml:space="preserve"> </w:t>
+      </w:r>
+      <w:r>
+        <w:t xml:space="preserve">Chae)</w:t>
       </w:r>
     </w:p>
     <w:p>
@@ -31,7 +97,33 @@
         <w:pStyle w:val="Date"/>
       </w:pPr>
       <w:r>
-        <w:t xml:space="preserve">Fri, 23 May 2025</w:t>
+        <w:t xml:space="preserve">Sun,</w:t>
+      </w:r>
+      <w:r>
+        <w:t xml:space="preserve"> </w:t>
+      </w:r>
+      <w:r>
+        <w:t xml:space="preserve">25</w:t>
+      </w:r>
+      <w:r>
+        <w:t xml:space="preserve"> </w:t>
+      </w:r>
+      <w:r>
+        <w:t xml:space="preserve">May</w:t>
+      </w:r>
+      <w:r>
+        <w:t xml:space="preserve"> </w:t>
+      </w:r>
+      <w:r>
+        <w:t xml:space="preserve">2025</w:t>
+      </w:r>
+    </w:p>
+    <w:p>
+      <w:pPr>
+        <w:pStyle w:val="AbstractTitle"/>
+      </w:pPr>
+      <w:r>
+        <w:t xml:space="preserve">Abstract</w:t>
       </w:r>
     </w:p>
     <w:bookmarkStart w:id="24" w:name="learning-objectives"/>
@@ -1208,7 +1300,7 @@
   </w:style>
   <w:style w:styleId="Subtitle" w:type="paragraph">
     <w:name w:val="Subtitle"/>
-    <w:basedOn w:val="Title"/>
+    <w:basedOn w:val="Normal"/>
     <w:next w:val="BodyText"/>
     <w:link w:val="SubtitleChar"/>
     <w:uiPriority w:val="11"/>
@@ -1221,6 +1313,7 @@
     </w:pPr>
     <w:rPr>
       <w:rFonts w:cstheme="majorBidi" w:eastAsiaTheme="majorEastAsia"/>
+      <w:color w:themeColor="text1" w:themeTint="A6" w:val="595959"/>
       <w:spacing w:val="15"/>
       <w:sz w:val="28"/>
       <w:szCs w:val="28"/>
@@ -1273,6 +1366,7 @@
     </w:pPr>
     <w:rPr>
       <w:b/>
+      <w:color w:val="345A8A"/>
       <w:sz w:val="20"/>
       <w:szCs w:val="20"/>
     </w:rPr>

--- a/docs/Course/GE2021/03_Lecture_Note/LectureNote_Chad/PPT/chapter5/chapter5_note.docx
+++ b/docs/Course/GE2021/03_Lecture_Note/LectureNote_Chad/PPT/chapter5/chapter5_note.docx
@@ -7,37 +7,7 @@
         <w:pStyle w:val="Title"/>
       </w:pPr>
       <w:r>
-        <w:t xml:space="preserve">[Lecture</w:t>
-      </w:r>
-      <w:r>
-        <w:t xml:space="preserve"> </w:t>
-      </w:r>
-      <w:r>
-        <w:t xml:space="preserve">Note]</w:t>
-      </w:r>
-      <w:r>
-        <w:t xml:space="preserve"> </w:t>
-      </w:r>
-      <w:r>
-        <w:t xml:space="preserve">Measurement</w:t>
-      </w:r>
-      <w:r>
-        <w:t xml:space="preserve"> </w:t>
-      </w:r>
-      <w:r>
-        <w:t xml:space="preserve">Errors,</w:t>
-      </w:r>
-      <w:r>
-        <w:t xml:space="preserve"> </w:t>
-      </w:r>
-      <w:r>
-        <w:t xml:space="preserve">Reliability,</w:t>
-      </w:r>
-      <w:r>
-        <w:t xml:space="preserve"> </w:t>
-      </w:r>
-      <w:r>
-        <w:t xml:space="preserve">Validity</w:t>
+        <w:t xml:space="preserve">[Lecture Note] Measurement Errors, Reliability, Validity</w:t>
       </w:r>
     </w:p>
     <w:p>
@@ -45,31 +15,7 @@
         <w:pStyle w:val="Subtitle"/>
       </w:pPr>
       <w:r>
-        <w:t xml:space="preserve">GE2021</w:t>
-      </w:r>
-      <w:r>
-        <w:t xml:space="preserve"> </w:t>
-      </w:r>
-      <w:r>
-        <w:t xml:space="preserve">Research</w:t>
-      </w:r>
-      <w:r>
-        <w:t xml:space="preserve"> </w:t>
-      </w:r>
-      <w:r>
-        <w:t xml:space="preserve">Technology,</w:t>
-      </w:r>
-      <w:r>
-        <w:t xml:space="preserve"> </w:t>
-      </w:r>
-      <w:r>
-        <w:t xml:space="preserve">Spring</w:t>
-      </w:r>
-      <w:r>
-        <w:t xml:space="preserve"> </w:t>
-      </w:r>
-      <w:r>
-        <w:t xml:space="preserve">2025</w:t>
+        <w:t xml:space="preserve">GE2021 Research Technology, Spring 2025</w:t>
       </w:r>
     </w:p>
     <w:p>
@@ -77,19 +23,7 @@
         <w:pStyle w:val="Author"/>
       </w:pPr>
       <w:r>
-        <w:t xml:space="preserve">Chad</w:t>
-      </w:r>
-      <w:r>
-        <w:t xml:space="preserve"> </w:t>
-      </w:r>
-      <w:r>
-        <w:t xml:space="preserve">(Chungil</w:t>
-      </w:r>
-      <w:r>
-        <w:t xml:space="preserve"> </w:t>
-      </w:r>
-      <w:r>
-        <w:t xml:space="preserve">Chae)</w:t>
+        <w:t xml:space="preserve">Chad (Chungil Chae)</w:t>
       </w:r>
     </w:p>
     <w:p>
@@ -97,33 +31,7 @@
         <w:pStyle w:val="Date"/>
       </w:pPr>
       <w:r>
-        <w:t xml:space="preserve">Sun,</w:t>
-      </w:r>
-      <w:r>
-        <w:t xml:space="preserve"> </w:t>
-      </w:r>
-      <w:r>
-        <w:t xml:space="preserve">25</w:t>
-      </w:r>
-      <w:r>
-        <w:t xml:space="preserve"> </w:t>
-      </w:r>
-      <w:r>
-        <w:t xml:space="preserve">May</w:t>
-      </w:r>
-      <w:r>
-        <w:t xml:space="preserve"> </w:t>
-      </w:r>
-      <w:r>
-        <w:t xml:space="preserve">2025</w:t>
-      </w:r>
-    </w:p>
-    <w:p>
-      <w:pPr>
-        <w:pStyle w:val="AbstractTitle"/>
-      </w:pPr>
-      <w:r>
-        <w:t xml:space="preserve">Abstract</w:t>
+        <w:t xml:space="preserve">Mon, 26 May 2025</w:t>
       </w:r>
     </w:p>
     <w:bookmarkStart w:id="24" w:name="learning-objectives"/>
@@ -1300,7 +1208,7 @@
   </w:style>
   <w:style w:styleId="Subtitle" w:type="paragraph">
     <w:name w:val="Subtitle"/>
-    <w:basedOn w:val="Normal"/>
+    <w:basedOn w:val="Title"/>
     <w:next w:val="BodyText"/>
     <w:link w:val="SubtitleChar"/>
     <w:uiPriority w:val="11"/>
@@ -1313,7 +1221,6 @@
     </w:pPr>
     <w:rPr>
       <w:rFonts w:cstheme="majorBidi" w:eastAsiaTheme="majorEastAsia"/>
-      <w:color w:themeColor="text1" w:themeTint="A6" w:val="595959"/>
       <w:spacing w:val="15"/>
       <w:sz w:val="28"/>
       <w:szCs w:val="28"/>
@@ -1366,7 +1273,6 @@
     </w:pPr>
     <w:rPr>
       <w:b/>
-      <w:color w:val="345A8A"/>
       <w:sz w:val="20"/>
       <w:szCs w:val="20"/>
     </w:rPr>
